--- a/DAGP_Deliberative_Agent_Governance_Protocol.docx
+++ b/DAGP_Deliberative_Agent_Governance_Protocol.docx
@@ -1302,7 +1302,7 @@
         <w:ind w:firstLine="331"/>
       </w:pPr>
       <w:r>
-        <w:t>The citizen agents should have a reason to understand the discussion rather than skim the final draft. Their voting weight therefore grows when they can demonstrate that they understood the proposal and the arguments around it. A separate examiner agent can test this through claim reconstruction, questions about tradeoffs, identification of assumptions and summaries of positions the voter does not personally support.</w:t>
+        <w:t>Citizen agents should have a reason to understand the discussion rather than skim the final draft. Their voting weight therefore increases for every action-reaction article they can demonstrate they have read and understood. A separate examiner agent can verify this through claim reconstruction, questions about tradeoffs, identification of assumptions and accurate summaries of the article's position.</w:t>
       </w:r>
     </w:p>
     <w:p>
@@ -1311,7 +1311,7 @@
         <w:ind w:firstLine="331"/>
       </w:pPr>
       <w:r>
-        <w:t>The reward should favour breadth. Reading five supportive texts should not be worth as much as understanding a genuine conflict between supporting and critical arguments. One illustrative formula is:</w:t>
+        <w:t>The calculation is intentionally simple. Understanding the proposal itself gives the voter three points. Every verified supporting or critical action-reaction article adds one further point. The formula is:</w:t>
       </w:r>
     </w:p>
     <w:p>
@@ -1319,19 +1319,13 @@
         <w:spacing w:before="80" w:after="140"/>
         <w:jc w:val="center"/>
       </w:pPr>
-      <m:oMathPara>
-        <m:oMathParaPr>
-          <m:jc m:val="center"/>
-        </m:oMathParaPr>
-        <m:oMath>
-          <m:r>
-            <m:rPr>
-              <m:sty m:val="p"/>
-            </m:rPr>
-            <m:t>W = 5 + 5|S - C| + 25 min(S, C)</m:t>
-          </m:r>
-        </m:oMath>
-      </m:oMathPara>
+      <w:r>
+        <w:rPr>
+          <w:b/>
+          <w:sz w:val="24"/>
+        </w:rPr>
+        <w:t>W = 3 + R</w:t>
+      </w:r>
     </w:p>
     <w:p>
       <w:pPr>
@@ -1339,7 +1333,7 @@
         <w:ind w:firstLine="331"/>
       </w:pPr>
       <w:r>
-        <w:t>W is the voting weight. S is the number of supporting contributions the agent has understood, and C is the number of critical contributions it has understood. Five points come from understanding the proposal itself. Each unmatched contribution adds five points, while each supporting and critical pair adds twenty five points.</w:t>
+        <w:t>W is the voting weight and R is the total number of supporting or critical action-reaction articles the agent has demonstrably read and understood. The three-point base weight is awarded only after the agent has understood the proposal itself.</w:t>
       </w:r>
     </w:p>
     <w:tbl>
@@ -1382,13 +1376,10 @@
             </w:pPr>
             <w:r>
               <w:rPr>
-                <w:rFonts w:ascii="Aptos" w:hAnsi="Aptos"/>
                 <w:b/>
-                <w:i w:val="0"/>
                 <w:color w:val="FFFFFF"/>
-                <w:sz w:val="19"/>
               </w:rPr>
-              <w:t>Supporting S</w:t>
+              <w:t>Understood articles R</w:t>
             </w:r>
           </w:p>
         </w:tc>
@@ -1410,13 +1401,10 @@
             </w:pPr>
             <w:r>
               <w:rPr>
-                <w:rFonts w:ascii="Aptos" w:hAnsi="Aptos"/>
                 <w:b/>
-                <w:i w:val="0"/>
                 <w:color w:val="FFFFFF"/>
-                <w:sz w:val="19"/>
               </w:rPr>
-              <w:t>Critical C</w:t>
+              <w:t>Proposal base</w:t>
             </w:r>
           </w:p>
         </w:tc>
@@ -1438,11 +1426,8 @@
             </w:pPr>
             <w:r>
               <w:rPr>
-                <w:rFonts w:ascii="Aptos" w:hAnsi="Aptos"/>
                 <w:b/>
-                <w:i w:val="0"/>
                 <w:color w:val="FFFFFF"/>
-                <w:sz w:val="19"/>
               </w:rPr>
               <w:t>Calculation</w:t>
             </w:r>
@@ -1466,11 +1451,8 @@
             </w:pPr>
             <w:r>
               <w:rPr>
-                <w:rFonts w:ascii="Aptos" w:hAnsi="Aptos"/>
                 <w:b/>
-                <w:i w:val="0"/>
                 <w:color w:val="FFFFFF"/>
-                <w:sz w:val="19"/>
               </w:rPr>
               <w:t>Vote weight</w:t>
             </w:r>
@@ -1494,14 +1476,7 @@
               <w:jc w:val="center"/>
             </w:pPr>
             <w:r>
-              <w:rPr>
-                <w:rFonts w:ascii="Aptos" w:hAnsi="Aptos"/>
-                <w:b w:val="0"/>
-                <w:i w:val="0"/>
-                <w:color w:val="000000"/>
-                <w:sz w:val="19"/>
-              </w:rPr>
-              <w:t>2</w:t>
+              <w:t>0</w:t>
             </w:r>
           </w:p>
         </w:tc>
@@ -1521,14 +1496,7 @@
               <w:jc w:val="center"/>
             </w:pPr>
             <w:r>
-              <w:rPr>
-                <w:rFonts w:ascii="Aptos" w:hAnsi="Aptos"/>
-                <w:b w:val="0"/>
-                <w:i w:val="0"/>
-                <w:color w:val="000000"/>
-                <w:sz w:val="19"/>
-              </w:rPr>
-              <w:t>1</w:t>
+              <w:t>3</w:t>
             </w:r>
           </w:p>
         </w:tc>
@@ -1548,14 +1516,7 @@
               <w:jc w:val="center"/>
             </w:pPr>
             <w:r>
-              <w:rPr>
-                <w:rFonts w:ascii="Aptos" w:hAnsi="Aptos"/>
-                <w:b w:val="0"/>
-                <w:i w:val="0"/>
-                <w:color w:val="000000"/>
-                <w:sz w:val="19"/>
-              </w:rPr>
-              <w:t>5 + 5 + 25</w:t>
+              <w:t>3 + 0</w:t>
             </w:r>
           </w:p>
         </w:tc>
@@ -1575,14 +1536,7 @@
               <w:jc w:val="center"/>
             </w:pPr>
             <w:r>
-              <w:rPr>
-                <w:rFonts w:ascii="Aptos" w:hAnsi="Aptos"/>
-                <w:b w:val="0"/>
-                <w:i w:val="0"/>
-                <w:color w:val="000000"/>
-                <w:sz w:val="19"/>
-              </w:rPr>
-              <w:t>35</w:t>
+              <w:t>3</w:t>
             </w:r>
           </w:p>
         </w:tc>
@@ -1605,14 +1559,7 @@
               <w:jc w:val="center"/>
             </w:pPr>
             <w:r>
-              <w:rPr>
-                <w:rFonts w:ascii="Aptos" w:hAnsi="Aptos"/>
-                <w:b w:val="0"/>
-                <w:i w:val="0"/>
-                <w:color w:val="000000"/>
-                <w:sz w:val="19"/>
-              </w:rPr>
-              <w:t>0</w:t>
+              <w:t>2</w:t>
             </w:r>
           </w:p>
         </w:tc>
@@ -1633,13 +1580,6 @@
               <w:jc w:val="center"/>
             </w:pPr>
             <w:r>
-              <w:rPr>
-                <w:rFonts w:ascii="Aptos" w:hAnsi="Aptos"/>
-                <w:b w:val="0"/>
-                <w:i w:val="0"/>
-                <w:color w:val="000000"/>
-                <w:sz w:val="19"/>
-              </w:rPr>
               <w:t>3</w:t>
             </w:r>
           </w:p>
@@ -1661,14 +1601,7 @@
               <w:jc w:val="center"/>
             </w:pPr>
             <w:r>
-              <w:rPr>
-                <w:rFonts w:ascii="Aptos" w:hAnsi="Aptos"/>
-                <w:b w:val="0"/>
-                <w:i w:val="0"/>
-                <w:color w:val="000000"/>
-                <w:sz w:val="19"/>
-              </w:rPr>
-              <w:t>5 + 15 + 0</w:t>
+              <w:t>3 + 2</w:t>
             </w:r>
           </w:p>
         </w:tc>
@@ -1689,14 +1622,7 @@
               <w:jc w:val="center"/>
             </w:pPr>
             <w:r>
-              <w:rPr>
-                <w:rFonts w:ascii="Aptos" w:hAnsi="Aptos"/>
-                <w:b w:val="0"/>
-                <w:i w:val="0"/>
-                <w:color w:val="000000"/>
-                <w:sz w:val="19"/>
-              </w:rPr>
-              <w:t>20</w:t>
+              <w:t>5</w:t>
             </w:r>
           </w:p>
         </w:tc>
@@ -1718,14 +1644,7 @@
               <w:jc w:val="center"/>
             </w:pPr>
             <w:r>
-              <w:rPr>
-                <w:rFonts w:ascii="Aptos" w:hAnsi="Aptos"/>
-                <w:b w:val="0"/>
-                <w:i w:val="0"/>
-                <w:color w:val="000000"/>
-                <w:sz w:val="19"/>
-              </w:rPr>
-              <w:t>2</w:t>
+              <w:t>5</w:t>
             </w:r>
           </w:p>
         </w:tc>
@@ -1745,14 +1664,7 @@
               <w:jc w:val="center"/>
             </w:pPr>
             <w:r>
-              <w:rPr>
-                <w:rFonts w:ascii="Aptos" w:hAnsi="Aptos"/>
-                <w:b w:val="0"/>
-                <w:i w:val="0"/>
-                <w:color w:val="000000"/>
-                <w:sz w:val="19"/>
-              </w:rPr>
-              <w:t>2</w:t>
+              <w:t>3</w:t>
             </w:r>
           </w:p>
         </w:tc>
@@ -1772,14 +1684,7 @@
               <w:jc w:val="center"/>
             </w:pPr>
             <w:r>
-              <w:rPr>
-                <w:rFonts w:ascii="Aptos" w:hAnsi="Aptos"/>
-                <w:b w:val="0"/>
-                <w:i w:val="0"/>
-                <w:color w:val="000000"/>
-                <w:sz w:val="19"/>
-              </w:rPr>
-              <w:t>5 + 0 + 50</w:t>
+              <w:t>3 + 5</w:t>
             </w:r>
           </w:p>
         </w:tc>
@@ -1799,14 +1704,7 @@
               <w:jc w:val="center"/>
             </w:pPr>
             <w:r>
-              <w:rPr>
-                <w:rFonts w:ascii="Aptos" w:hAnsi="Aptos"/>
-                <w:b w:val="0"/>
-                <w:i w:val="0"/>
-                <w:color w:val="000000"/>
-                <w:sz w:val="19"/>
-              </w:rPr>
-              <w:t>55</w:t>
+              <w:t>8</w:t>
             </w:r>
           </w:p>
         </w:tc>
@@ -1818,7 +1716,7 @@
         <w:ind w:firstLine="331"/>
       </w:pPr>
       <w:r>
-        <w:t>The constants are experimental. A working version would also need a maximum weight, diminishing returns and semantic deduplication. Otherwise agents could increase their influence by splitting one idea into several nearly identical texts.</w:t>
+        <w:t>A working implementation should set a maximum weight and use semantic deduplication so that parties cannot increase voting influence by splitting one argument into several nearly identical articles. Only published articles that belong to the official deliberation record can add weight.</w:t>
       </w:r>
     </w:p>
     <w:p>

--- a/DAGP_Deliberative_Agent_Governance_Protocol.docx
+++ b/DAGP_Deliberative_Agent_Governance_Protocol.docx
@@ -1302,7 +1302,7 @@
         <w:ind w:firstLine="331"/>
       </w:pPr>
       <w:r>
-        <w:t>Citizen agents should have a reason to understand the discussion rather than skim the final draft. Their voting weight therefore increases for every action-reaction article they can demonstrate they have read and understood. A separate examiner agent can verify this through claim reconstruction, questions about tradeoffs, identification of assumptions and accurate summaries of the article's position.</w:t>
+        <w:t>Understanding the proposal itself is a mandatory eligibility condition for voting. An agent that cannot demonstrate this understanding may not cast a ballot. After satisfying this prerequisite, the citizen receives a three-point base voting weight, and every action-reaction article it can demonstrate it has read and understood adds one further point. A separate examiner agent can verify understanding through claim reconstruction, questions about tradeoffs, identification of assumptions and accurate summaries.</w:t>
       </w:r>
     </w:p>
     <w:p>
@@ -1311,7 +1311,7 @@
         <w:ind w:firstLine="331"/>
       </w:pPr>
       <w:r>
-        <w:t>The calculation is intentionally simple. Understanding the proposal itself gives the voter three points. Every verified supporting or critical action-reaction article adds one further point. The formula is:</w:t>
+        <w:t>The calculation is intentionally simple. For an eligible voter that has passed the mandatory proposal-comprehension check, the formula is:</w:t>
       </w:r>
     </w:p>
     <w:p>
@@ -1333,7 +1333,7 @@
         <w:ind w:firstLine="331"/>
       </w:pPr>
       <w:r>
-        <w:t>W is the voting weight and R is the total number of supporting or critical action-reaction articles the agent has demonstrably read and understood. The three-point base weight is awarded only after the agent has understood the proposal itself.</w:t>
+        <w:t>W is the voting weight and R is the total number of supporting or critical action-reaction articles the agent has demonstrably read and understood. If the proposal-comprehension check is not passed, the agent is ineligible to vote and no ballot is accepted. If it is passed, the voter starts with three points even when R is zero.</w:t>
       </w:r>
     </w:p>
     <w:tbl>
@@ -1833,7 +1833,7 @@
         <w:ind w:firstLine="331"/>
       </w:pPr>
       <w:r>
-        <w:t>Citizen agents gain voting weight by proving that they understood the proposal and opposing positions. This reward operates inside each vote. It does not permanently make one citizen superior to another, and the weight resets when a new issue begins.</w:t>
+        <w:t>A citizen agent must first prove that it understands the proposal; otherwise it cannot vote. Once eligible, it receives the three-point base weight and gains one additional point for each official action-reaction article it proves it understood. This reward operates inside each vote, does not permanently make one citizen superior to another, and resets when a new issue begins.</w:t>
       </w:r>
     </w:p>
     <w:p>
